--- a/spa/docx/27.content.docx
+++ b/spa/docx/27.content.docx
@@ -19,7 +19,7 @@
         <w:rPr>
           <w:lang w:val="es_ES" w:bidi="es_ES"/>
         </w:rPr>
-        <w:t>Resource: Notas de Estudio - Introducciones a los Libros (Tyndale)</w:t>
+        <w:t>Resource: Tyndale Open Study Notes</w:t>
       </w:r>
       <w:r>
         <w:rPr>
@@ -112,7 +112,7 @@
         <w:rPr>
           <w:lang w:val="es_ES" w:bidi="es_ES"/>
         </w:rPr>
-        <w:t>Notas de Estudio - Introducciones a los Libros (Tyndale)</w:t>
+        <w:t>Tyndale Open Study Notes</w:t>
       </w:r>
     </w:p>
     <w:p>

--- a/spa/docx/27.content.docx
+++ b/spa/docx/27.content.docx
@@ -19,7 +19,7 @@
         <w:rPr>
           <w:lang w:val="es_ES" w:bidi="es_ES"/>
         </w:rPr>
-        <w:t>Resource: Tyndale Open Study Notes</w:t>
+        <w:t>Resource: Aquifer Open Study Notes (Book Intros)</w:t>
       </w:r>
       <w:r>
         <w:rPr>
@@ -112,7 +112,7 @@
         <w:rPr>
           <w:lang w:val="es_ES" w:bidi="es_ES"/>
         </w:rPr>
-        <w:t>Tyndale Open Study Notes</w:t>
+        <w:t>Aquifer Open Study Notes (Book Intros)</w:t>
       </w:r>
     </w:p>
     <w:p>

--- a/spa/docx/27.content.docx
+++ b/spa/docx/27.content.docx
@@ -258,138 +258,90 @@
         </w:rPr>
         <w:t>En 605 a.C., Nabucodonosor II de Babilonia (605–562 a.C.) atacó Jerusalén y llevó a algunos israelitas como cautivos de regreso a Babilonia, incluyendo a algunos de los jóvenes de la familia real de Judá (</w:t>
       </w:r>
-      <w:hyperlink r:id="rId13">
-        <w:r>
-          <w:rPr>
-            <w:lang w:val="es_ES" w:bidi="es_ES"/>
-          </w:rPr>
-          <w:rPr>
-            <w:color w:val="0000EE"/>
-            <w:u w:val="single"/>
-          </w:rPr>
-          <w:t>1.1–4</w:t>
-        </w:r>
-      </w:hyperlink>
+      <w:r>
+        <w:rPr>
+          <w:lang w:val="es_ES" w:bidi="es_ES"/>
+        </w:rPr>
+        <w:t>1.1–4</w:t>
+      </w:r>
       <w:r>
         <w:rPr>
           <w:lang w:val="es_ES" w:bidi="es_ES"/>
         </w:rPr>
         <w:t>). En este evento histórico, Dios comenzó a enviar a su pueblo al exilio como había advertido que lo haría. Los israelitas habían roto la fe con Dios al romper su pacto (</w:t>
       </w:r>
-      <w:hyperlink r:id="rId14">
-        <w:r>
-          <w:rPr>
-            <w:lang w:val="es_ES" w:bidi="es_ES"/>
-          </w:rPr>
-          <w:rPr>
-            <w:color w:val="0000EE"/>
-            <w:u w:val="single"/>
-          </w:rPr>
-          <w:t>Deut 28.36</w:t>
-        </w:r>
-      </w:hyperlink>
+      <w:r>
+        <w:rPr>
+          <w:lang w:val="es_ES" w:bidi="es_ES"/>
+        </w:rPr>
+        <w:t>Deut 28.36</w:t>
+      </w:r>
       <w:r>
         <w:rPr>
           <w:lang w:val="es_ES" w:bidi="es_ES"/>
         </w:rPr>
         <w:t xml:space="preserve">, </w:t>
       </w:r>
-      <w:hyperlink r:id="rId15">
-        <w:r>
-          <w:rPr>
-            <w:lang w:val="es_ES" w:bidi="es_ES"/>
-          </w:rPr>
-          <w:rPr>
-            <w:color w:val="0000EE"/>
-            <w:u w:val="single"/>
-          </w:rPr>
-          <w:t xml:space="preserve">64, </w:t>
-        </w:r>
-      </w:hyperlink>
-      <w:hyperlink r:id="rId16">
-        <w:r>
-          <w:rPr>
-            <w:lang w:val="es_ES" w:bidi="es_ES"/>
-          </w:rPr>
-          <w:rPr>
-            <w:color w:val="0000EE"/>
-            <w:u w:val="single"/>
-          </w:rPr>
-          <w:t>Jer 11.1–17;</w:t>
-        </w:r>
-      </w:hyperlink>
+      <w:r>
+        <w:rPr>
+          <w:lang w:val="es_ES" w:bidi="es_ES"/>
+        </w:rPr>
+        <w:t xml:space="preserve">64, </w:t>
+      </w:r>
+      <w:r>
+        <w:rPr>
+          <w:lang w:val="es_ES" w:bidi="es_ES"/>
+        </w:rPr>
+        <w:t>Jer 11.1–17;</w:t>
+      </w:r>
       <w:r>
         <w:rPr>
           <w:lang w:val="es_ES" w:bidi="es_ES"/>
         </w:rPr>
         <w:t xml:space="preserve"> </w:t>
       </w:r>
-      <w:hyperlink r:id="rId17">
-        <w:r>
-          <w:rPr>
-            <w:lang w:val="es_ES" w:bidi="es_ES"/>
-          </w:rPr>
-          <w:rPr>
-            <w:color w:val="0000EE"/>
-            <w:u w:val="single"/>
-          </w:rPr>
-          <w:t>25.11–12;</w:t>
-        </w:r>
-      </w:hyperlink>
+      <w:r>
+        <w:rPr>
+          <w:lang w:val="es_ES" w:bidi="es_ES"/>
+        </w:rPr>
+        <w:t>25.11–12;</w:t>
+      </w:r>
       <w:r>
         <w:rPr>
           <w:lang w:val="es_ES" w:bidi="es_ES"/>
         </w:rPr>
         <w:t xml:space="preserve"> </w:t>
       </w:r>
-      <w:hyperlink r:id="rId18">
-        <w:r>
-          <w:rPr>
-            <w:lang w:val="es_ES" w:bidi="es_ES"/>
-          </w:rPr>
-          <w:rPr>
-            <w:color w:val="0000EE"/>
-            <w:u w:val="single"/>
-          </w:rPr>
-          <w:t>29.10–11</w:t>
-        </w:r>
-      </w:hyperlink>
+      <w:r>
+        <w:rPr>
+          <w:lang w:val="es_ES" w:bidi="es_ES"/>
+        </w:rPr>
+        <w:t>29.10–11</w:t>
+      </w:r>
       <w:r>
         <w:rPr>
           <w:lang w:val="es_ES" w:bidi="es_ES"/>
         </w:rPr>
         <w:t>). A través del poderoso rey Nabucodonosor, Dios juzgó a su pueblo Israel (</w:t>
       </w:r>
-      <w:hyperlink r:id="rId19">
-        <w:r>
-          <w:rPr>
-            <w:lang w:val="es_ES" w:bidi="es_ES"/>
-          </w:rPr>
-          <w:rPr>
-            <w:color w:val="0000EE"/>
-            <w:u w:val="single"/>
-          </w:rPr>
-          <w:t>Jer 25.9</w:t>
-        </w:r>
-      </w:hyperlink>
+      <w:r>
+        <w:rPr>
+          <w:lang w:val="es_ES" w:bidi="es_ES"/>
+        </w:rPr>
+        <w:t>Jer 25.9</w:t>
+      </w:r>
       <w:r>
         <w:rPr>
           <w:lang w:val="es_ES" w:bidi="es_ES"/>
         </w:rPr>
         <w:t xml:space="preserve">). Durante ese tiempo, Daniel y sus amigos comenzaron un proceso de enculturación ordenado por Nabucodonosor que amenazaba con absorberlos en una forma de vida pagana y que al mismo tiempo neutralizaba, de hecho, su identidad como el pueblo santo del Señor (ver </w:t>
       </w:r>
-      <w:hyperlink r:id="rId20">
-        <w:r>
-          <w:rPr>
-            <w:lang w:val="es_ES" w:bidi="es_ES"/>
-          </w:rPr>
-          <w:rPr>
-            <w:color w:val="0000EE"/>
-            <w:u w:val="single"/>
-          </w:rPr>
-          <w:t>Ex 19.5–6</w:t>
-        </w:r>
-      </w:hyperlink>
+      <w:r>
+        <w:rPr>
+          <w:lang w:val="es_ES" w:bidi="es_ES"/>
+        </w:rPr>
+        <w:t>Ex 19.5–6</w:t>
+      </w:r>
       <w:r>
         <w:rPr>
           <w:lang w:val="es_ES" w:bidi="es_ES"/>
@@ -410,36 +362,24 @@
         </w:rPr>
         <w:t xml:space="preserve">Mientras tanto, los babilonios continuaron devastando Judá y Jerusalén. En 597 a.C., más israelitas fueron llevados a Babilonia, y en 586 a.C., Jerusalén fue destruida. Después del 586 a.C., Judá dejó de ser una nación; el pueblo de Dios estaba totalmente indefenso y sin esperanza. En este punto bajo de su existencia, el pueblo de Dios se convirtió en la cola de las naciones, no en su cabeza (ver </w:t>
       </w:r>
-      <w:hyperlink r:id="rId21">
-        <w:r>
-          <w:rPr>
-            <w:lang w:val="es_ES" w:bidi="es_ES"/>
-          </w:rPr>
-          <w:rPr>
-            <w:color w:val="0000EE"/>
-            <w:u w:val="single"/>
-          </w:rPr>
-          <w:t>Deut 28.13,</w:t>
-        </w:r>
-      </w:hyperlink>
+      <w:r>
+        <w:rPr>
+          <w:lang w:val="es_ES" w:bidi="es_ES"/>
+        </w:rPr>
+        <w:t>Deut 28.13,</w:t>
+      </w:r>
       <w:r>
         <w:rPr>
           <w:lang w:val="es_ES" w:bidi="es_ES"/>
         </w:rPr>
         <w:t xml:space="preserve"> </w:t>
       </w:r>
-      <w:hyperlink r:id="rId22">
-        <w:r>
-          <w:rPr>
-            <w:lang w:val="es_ES" w:bidi="es_ES"/>
-          </w:rPr>
-          <w:rPr>
-            <w:color w:val="0000EE"/>
-            <w:u w:val="single"/>
-          </w:rPr>
-          <w:t>44</w:t>
-        </w:r>
-      </w:hyperlink>
+      <w:r>
+        <w:rPr>
+          <w:lang w:val="es_ES" w:bidi="es_ES"/>
+        </w:rPr>
+        <w:t>44</w:t>
+      </w:r>
       <w:r>
         <w:rPr>
           <w:lang w:val="es_ES" w:bidi="es_ES"/>
@@ -460,54 +400,36 @@
         </w:rPr>
         <w:t>La promesa de que los descendientes de Abraham serían una bendición para todas las naciones parecía irremediablemente incumplida (</w:t>
       </w:r>
-      <w:hyperlink r:id="rId23">
-        <w:r>
-          <w:rPr>
-            <w:lang w:val="es_ES" w:bidi="es_ES"/>
-          </w:rPr>
-          <w:rPr>
-            <w:color w:val="0000EE"/>
-            <w:u w:val="single"/>
-          </w:rPr>
-          <w:t>Gn 12.1–3</w:t>
-        </w:r>
-      </w:hyperlink>
+      <w:r>
+        <w:rPr>
+          <w:lang w:val="es_ES" w:bidi="es_ES"/>
+        </w:rPr>
+        <w:t>Gn 12.1–3</w:t>
+      </w:r>
       <w:r>
         <w:rPr>
           <w:lang w:val="es_ES" w:bidi="es_ES"/>
         </w:rPr>
         <w:t>). Las grandes superpotencias gentiles del antiguo Cercano Oriente, primero Asiria y luego Babilonia, gobernaron el mundo. ¿Qué le pasaría a Israel en el exilio? ¿Qué sería de las promesas de Dios a Abraham, Isaac, Jacob, Moisés (</w:t>
       </w:r>
-      <w:hyperlink r:id="rId24">
-        <w:r>
-          <w:rPr>
-            <w:lang w:val="es_ES" w:bidi="es_ES"/>
-          </w:rPr>
-          <w:rPr>
-            <w:color w:val="0000EE"/>
-            <w:u w:val="single"/>
-          </w:rPr>
-          <w:t>Ex 19–20</w:t>
-        </w:r>
-      </w:hyperlink>
+      <w:r>
+        <w:rPr>
+          <w:lang w:val="es_ES" w:bidi="es_ES"/>
+        </w:rPr>
+        <w:t>Ex 19–20</w:t>
+      </w:r>
       <w:r>
         <w:rPr>
           <w:lang w:val="es_ES" w:bidi="es_ES"/>
         </w:rPr>
         <w:t>) y David (</w:t>
       </w:r>
-      <w:hyperlink r:id="rId25">
-        <w:r>
-          <w:rPr>
-            <w:lang w:val="es_ES" w:bidi="es_ES"/>
-          </w:rPr>
-          <w:rPr>
-            <w:color w:val="0000EE"/>
-            <w:u w:val="single"/>
-          </w:rPr>
-          <w:t>2 Sam 7.1–29</w:t>
-        </w:r>
-      </w:hyperlink>
+      <w:r>
+        <w:rPr>
+          <w:lang w:val="es_ES" w:bidi="es_ES"/>
+        </w:rPr>
+        <w:t>2 Sam 7.1–29</w:t>
+      </w:r>
       <w:r>
         <w:rPr>
           <w:lang w:val="es_ES" w:bidi="es_ES"/>
@@ -528,18 +450,12 @@
         </w:rPr>
         <w:t>Daniel mantuvo su integridad, honró a su pueblo y glorificó a su Dios durante los reinados de varios reyes babilónicos hasta el final del exilio Babilónico. Mientras el pueblo de Dios soportaba la “muerte del exilio” (</w:t>
       </w:r>
-      <w:hyperlink r:id="rId26">
-        <w:r>
-          <w:rPr>
-            <w:lang w:val="es_ES" w:bidi="es_ES"/>
-          </w:rPr>
-          <w:rPr>
-            <w:color w:val="0000EE"/>
-            <w:u w:val="single"/>
-          </w:rPr>
-          <w:t>Ezeq 37</w:t>
-        </w:r>
-      </w:hyperlink>
+      <w:r>
+        <w:rPr>
+          <w:lang w:val="es_ES" w:bidi="es_ES"/>
+        </w:rPr>
+        <w:t>Ezeq 37</w:t>
+      </w:r>
       <w:r>
         <w:rPr>
           <w:lang w:val="es_ES" w:bidi="es_ES"/>
@@ -560,84 +476,54 @@
         </w:rPr>
         <w:t>En 539 a.C., Ciro de Persia sacudió el mundo al invadir Babilonia, entrar en la capital y someterla junto con su gobernante blasfemo, Belsasar, tal como el profeta Isaías había predicho que lo haría (</w:t>
       </w:r>
-      <w:hyperlink r:id="rId27">
-        <w:r>
-          <w:rPr>
-            <w:lang w:val="es_ES" w:bidi="es_ES"/>
-          </w:rPr>
-          <w:rPr>
-            <w:color w:val="0000EE"/>
-            <w:u w:val="single"/>
-          </w:rPr>
-          <w:t>Is 44.26–45.7</w:t>
-        </w:r>
-      </w:hyperlink>
+      <w:r>
+        <w:rPr>
+          <w:lang w:val="es_ES" w:bidi="es_ES"/>
+        </w:rPr>
+        <w:t>Is 44.26–45.7</w:t>
+      </w:r>
       <w:r>
         <w:rPr>
           <w:lang w:val="es_ES" w:bidi="es_ES"/>
         </w:rPr>
         <w:t xml:space="preserve">). Daniel presenció el decreto de que los pueblos cautivos podían regresar a sus hogares (ver </w:t>
       </w:r>
-      <w:hyperlink r:id="rId28">
-        <w:r>
-          <w:rPr>
-            <w:lang w:val="es_ES" w:bidi="es_ES"/>
-          </w:rPr>
-          <w:rPr>
-            <w:color w:val="0000EE"/>
-            <w:u w:val="single"/>
-          </w:rPr>
-          <w:t>Esd 1.2–4</w:t>
-        </w:r>
-      </w:hyperlink>
+      <w:r>
+        <w:rPr>
+          <w:lang w:val="es_ES" w:bidi="es_ES"/>
+        </w:rPr>
+        <w:t>Esd 1.2–4</w:t>
+      </w:r>
       <w:r>
         <w:rPr>
           <w:lang w:val="es_ES" w:bidi="es_ES"/>
         </w:rPr>
         <w:t>). Esto cumplió la profecía de Jeremías (</w:t>
       </w:r>
-      <w:hyperlink r:id="rId17">
-        <w:r>
-          <w:rPr>
-            <w:lang w:val="es_ES" w:bidi="es_ES"/>
-          </w:rPr>
-          <w:rPr>
-            <w:color w:val="0000EE"/>
-            <w:u w:val="single"/>
-          </w:rPr>
-          <w:t xml:space="preserve">Jer 25.11–12; </w:t>
-        </w:r>
-      </w:hyperlink>
-      <w:hyperlink r:id="rId18">
-        <w:r>
-          <w:rPr>
-            <w:lang w:val="es_ES" w:bidi="es_ES"/>
-          </w:rPr>
-          <w:rPr>
-            <w:color w:val="0000EE"/>
-            <w:u w:val="single"/>
-          </w:rPr>
-          <w:t>29.10–11</w:t>
-        </w:r>
-      </w:hyperlink>
+      <w:r>
+        <w:rPr>
+          <w:lang w:val="es_ES" w:bidi="es_ES"/>
+        </w:rPr>
+        <w:t xml:space="preserve">Jer 25.11–12; </w:t>
+      </w:r>
+      <w:r>
+        <w:rPr>
+          <w:lang w:val="es_ES" w:bidi="es_ES"/>
+        </w:rPr>
+        <w:t>29.10–11</w:t>
+      </w:r>
       <w:r>
         <w:rPr>
           <w:lang w:val="es_ES" w:bidi="es_ES"/>
         </w:rPr>
         <w:t>) y respondió a la oración de Daniel a principios de ese mismo año (</w:t>
       </w:r>
-      <w:hyperlink r:id="rId29">
-        <w:r>
-          <w:rPr>
-            <w:lang w:val="es_ES" w:bidi="es_ES"/>
-          </w:rPr>
-          <w:rPr>
-            <w:color w:val="0000EE"/>
-            <w:u w:val="single"/>
-          </w:rPr>
-          <w:t>Dn 9.1–19</w:t>
-        </w:r>
-      </w:hyperlink>
+      <w:r>
+        <w:rPr>
+          <w:lang w:val="es_ES" w:bidi="es_ES"/>
+        </w:rPr>
+        <w:t>Dn 9.1–19</w:t>
+      </w:r>
       <w:r>
         <w:rPr>
           <w:lang w:val="es_ES" w:bidi="es_ES"/>
@@ -683,126 +569,84 @@
         </w:rPr>
         <w:t xml:space="preserve">El libro de Daniel cubre el período desde 605 a.C. hasta alrededor de 535 a.C. Los </w:t>
       </w:r>
-      <w:hyperlink r:id="rId30">
-        <w:r>
-          <w:rPr>
-            <w:lang w:val="es_ES" w:bidi="es_ES"/>
-          </w:rPr>
-          <w:rPr>
-            <w:color w:val="0000EE"/>
-            <w:u w:val="single"/>
-          </w:rPr>
-          <w:t>Capítulos 1–6</w:t>
-        </w:r>
-      </w:hyperlink>
+      <w:r>
+        <w:rPr>
+          <w:lang w:val="es_ES" w:bidi="es_ES"/>
+        </w:rPr>
+        <w:t>Capítulos 1–6</w:t>
+      </w:r>
       <w:r>
         <w:rPr>
           <w:lang w:val="es_ES" w:bidi="es_ES"/>
         </w:rPr>
         <w:t xml:space="preserve"> presentan eventos e historias que demuestran la fidelidad de Dios a Daniel y sus amigos mientras ellos permanecieron fieles a Dios y a su ley. Tres veces, los cautivos hebreos se enfrentaron a decretos reales que iban en contra de la ley de Dios (</w:t>
       </w:r>
-      <w:hyperlink r:id="rId31">
-        <w:r>
-          <w:rPr>
-            <w:lang w:val="es_ES" w:bidi="es_ES"/>
-          </w:rPr>
-          <w:rPr>
-            <w:color w:val="0000EE"/>
-            <w:u w:val="single"/>
-          </w:rPr>
-          <w:t>caps 1</w:t>
-        </w:r>
-      </w:hyperlink>
+      <w:r>
+        <w:rPr>
+          <w:lang w:val="es_ES" w:bidi="es_ES"/>
+        </w:rPr>
+        <w:t>caps 1</w:t>
+      </w:r>
       <w:r>
         <w:rPr>
           <w:lang w:val="es_ES" w:bidi="es_ES"/>
         </w:rPr>
         <w:t xml:space="preserve">, </w:t>
       </w:r>
-      <w:hyperlink r:id="rId32">
-        <w:r>
-          <w:rPr>
-            <w:lang w:val="es_ES" w:bidi="es_ES"/>
-          </w:rPr>
-          <w:rPr>
-            <w:color w:val="0000EE"/>
-            <w:u w:val="single"/>
-          </w:rPr>
-          <w:t>3</w:t>
-        </w:r>
-      </w:hyperlink>
+      <w:r>
+        <w:rPr>
+          <w:lang w:val="es_ES" w:bidi="es_ES"/>
+        </w:rPr>
+        <w:t>3</w:t>
+      </w:r>
       <w:r>
         <w:rPr>
           <w:lang w:val="es_ES" w:bidi="es_ES"/>
         </w:rPr>
         <w:t xml:space="preserve">, </w:t>
       </w:r>
-      <w:hyperlink r:id="rId33">
-        <w:r>
-          <w:rPr>
-            <w:lang w:val="es_ES" w:bidi="es_ES"/>
-          </w:rPr>
-          <w:rPr>
-            <w:color w:val="0000EE"/>
-            <w:u w:val="single"/>
-          </w:rPr>
-          <w:t>6</w:t>
-        </w:r>
-      </w:hyperlink>
+      <w:r>
+        <w:rPr>
+          <w:lang w:val="es_ES" w:bidi="es_ES"/>
+        </w:rPr>
+        <w:t>6</w:t>
+      </w:r>
       <w:r>
         <w:rPr>
           <w:lang w:val="es_ES" w:bidi="es_ES"/>
         </w:rPr>
         <w:t>); las tres veces, mostraron sabiduría mientras obedecían a Dios, y él los salvó del peligro. Tres veces, Dios habló a través de Daniel para interpretar revelaciones que había dado a reyes paganos (</w:t>
       </w:r>
-      <w:hyperlink r:id="rId34">
-        <w:r>
-          <w:rPr>
-            <w:lang w:val="es_ES" w:bidi="es_ES"/>
-          </w:rPr>
-          <w:rPr>
-            <w:color w:val="0000EE"/>
-            <w:u w:val="single"/>
-          </w:rPr>
-          <w:t>cap 2</w:t>
-        </w:r>
-      </w:hyperlink>
+      <w:r>
+        <w:rPr>
+          <w:lang w:val="es_ES" w:bidi="es_ES"/>
+        </w:rPr>
+        <w:t>cap 2</w:t>
+      </w:r>
       <w:r>
         <w:rPr>
           <w:lang w:val="es_ES" w:bidi="es_ES"/>
         </w:rPr>
         <w:t xml:space="preserve">, </w:t>
       </w:r>
-      <w:hyperlink r:id="rId35">
-        <w:r>
-          <w:rPr>
-            <w:lang w:val="es_ES" w:bidi="es_ES"/>
-          </w:rPr>
-          <w:rPr>
-            <w:color w:val="0000EE"/>
-            <w:u w:val="single"/>
-          </w:rPr>
-          <w:t>4</w:t>
-        </w:r>
-      </w:hyperlink>
+      <w:r>
+        <w:rPr>
+          <w:lang w:val="es_ES" w:bidi="es_ES"/>
+        </w:rPr>
+        <w:t>4</w:t>
+      </w:r>
       <w:r>
         <w:rPr>
           <w:lang w:val="es_ES" w:bidi="es_ES"/>
         </w:rPr>
         <w:t xml:space="preserve">, </w:t>
       </w:r>
-      <w:hyperlink r:id="rId36">
-        <w:r>
-          <w:rPr>
-            <w:lang w:val="es_ES" w:bidi="es_ES"/>
-          </w:rPr>
-          <w:rPr>
-            <w:color w:val="0000EE"/>
-            <w:u w:val="single"/>
-          </w:rPr>
-          <w:t>5</w:t>
-        </w:r>
-      </w:hyperlink>
+      <w:r>
+        <w:rPr>
+          <w:lang w:val="es_ES" w:bidi="es_ES"/>
+        </w:rPr>
+        <w:t>5</w:t>
+      </w:r>
       <w:r>
         <w:rPr>
           <w:lang w:val="es_ES" w:bidi="es_ES"/>
@@ -823,108 +667,72 @@
         </w:rPr>
         <w:t xml:space="preserve">En </w:t>
       </w:r>
-      <w:hyperlink r:id="rId37">
-        <w:r>
-          <w:rPr>
-            <w:lang w:val="es_ES" w:bidi="es_ES"/>
-          </w:rPr>
-          <w:rPr>
-            <w:color w:val="0000EE"/>
-            <w:u w:val="single"/>
-          </w:rPr>
-          <w:t>los capítulos 7–12</w:t>
-        </w:r>
-      </w:hyperlink>
+      <w:r>
+        <w:rPr>
+          <w:lang w:val="es_ES" w:bidi="es_ES"/>
+        </w:rPr>
+        <w:t>los capítulos 7–12</w:t>
+      </w:r>
       <w:r>
         <w:rPr>
           <w:lang w:val="es_ES" w:bidi="es_ES"/>
         </w:rPr>
         <w:t xml:space="preserve">, el enfoque se desplaza a la soberanía de Dios sobre el curso de la historia. El </w:t>
       </w:r>
-      <w:hyperlink r:id="rId38">
-        <w:r>
-          <w:rPr>
-            <w:lang w:val="es_ES" w:bidi="es_ES"/>
-          </w:rPr>
-          <w:rPr>
-            <w:color w:val="0000EE"/>
-            <w:u w:val="single"/>
-          </w:rPr>
-          <w:t>Capítulo 7</w:t>
-        </w:r>
-      </w:hyperlink>
+      <w:r>
+        <w:rPr>
+          <w:lang w:val="es_ES" w:bidi="es_ES"/>
+        </w:rPr>
+        <w:t>Capítulo 7</w:t>
+      </w:r>
       <w:r>
         <w:rPr>
           <w:lang w:val="es_ES" w:bidi="es_ES"/>
         </w:rPr>
         <w:t xml:space="preserve"> usa simbolismo animal para contar la misma historia que se encuentra en el </w:t>
       </w:r>
-      <w:hyperlink r:id="rId34">
-        <w:r>
-          <w:rPr>
-            <w:lang w:val="es_ES" w:bidi="es_ES"/>
-          </w:rPr>
-          <w:rPr>
-            <w:color w:val="0000EE"/>
-            <w:u w:val="single"/>
-          </w:rPr>
-          <w:t>capítulo 2</w:t>
-        </w:r>
-      </w:hyperlink>
+      <w:r>
+        <w:rPr>
+          <w:lang w:val="es_ES" w:bidi="es_ES"/>
+        </w:rPr>
+        <w:t>capítulo 2</w:t>
+      </w:r>
       <w:r>
         <w:rPr>
           <w:lang w:val="es_ES" w:bidi="es_ES"/>
         </w:rPr>
         <w:t>: la historia mundial culminará en el establecimiento del Reino de Dios, pero primero habrá una feroz oposición a Dios y a sus propósitos. El capítulo 8 destaca los roles de Persia y Grecia, culminando en los actos de un gobernante malvado que se opone al pueblo de Dios. El capítulo 9 presenta la maravillosa oración de Daniel que está inspirada en la profecía de Jeremías de setenta años de servidumbre (</w:t>
       </w:r>
-      <w:hyperlink r:id="rId39">
-        <w:r>
-          <w:rPr>
-            <w:lang w:val="es_ES" w:bidi="es_ES"/>
-          </w:rPr>
-          <w:rPr>
-            <w:color w:val="0000EE"/>
-            <w:u w:val="single"/>
-          </w:rPr>
-          <w:t>9.1–2</w:t>
-        </w:r>
-      </w:hyperlink>
+      <w:r>
+        <w:rPr>
+          <w:lang w:val="es_ES" w:bidi="es_ES"/>
+        </w:rPr>
+        <w:t>9.1–2</w:t>
+      </w:r>
       <w:r>
         <w:rPr>
           <w:lang w:val="es_ES" w:bidi="es_ES"/>
         </w:rPr>
         <w:t xml:space="preserve">). La oración tocó el corazón de Dios y ayudó a poner fin al exilio. Como resultado de la oración, el ángel Gabriel es enviado a Daniel para revelar los próximos setenta conjuntos de siete, una visión general del plan de Dios para establecer a su pueblo y tratar con sus opresores. En </w:t>
       </w:r>
-      <w:hyperlink r:id="rId40">
-        <w:r>
-          <w:rPr>
-            <w:lang w:val="es_ES" w:bidi="es_ES"/>
-          </w:rPr>
-          <w:rPr>
-            <w:color w:val="0000EE"/>
-            <w:u w:val="single"/>
-          </w:rPr>
-          <w:t>los capítulos 10–12</w:t>
-        </w:r>
-      </w:hyperlink>
+      <w:r>
+        <w:rPr>
+          <w:lang w:val="es_ES" w:bidi="es_ES"/>
+        </w:rPr>
+        <w:t>los capítulos 10–12</w:t>
+      </w:r>
       <w:r>
         <w:rPr>
           <w:lang w:val="es_ES" w:bidi="es_ES"/>
         </w:rPr>
         <w:t>, el libro concluye con una visión final que retrata la historia desde el tercer año de Ciro (536 a.C.), hasta la época de Grecia y Roma, y hasta el tiempo de la resurrección. Daniel fue fiel a su llamado, y Dios promete que será resucitado al final (</w:t>
       </w:r>
-      <w:hyperlink r:id="rId41">
-        <w:r>
-          <w:rPr>
-            <w:lang w:val="es_ES" w:bidi="es_ES"/>
-          </w:rPr>
-          <w:rPr>
-            <w:color w:val="0000EE"/>
-            <w:u w:val="single"/>
-          </w:rPr>
-          <w:t>12.13</w:t>
-        </w:r>
-      </w:hyperlink>
+      <w:r>
+        <w:rPr>
+          <w:lang w:val="es_ES" w:bidi="es_ES"/>
+        </w:rPr>
+        <w:t>12.13</w:t>
+      </w:r>
       <w:r>
         <w:rPr>
           <w:lang w:val="es_ES" w:bidi="es_ES"/>
@@ -956,108 +764,72 @@
         </w:rPr>
         <w:t>Los eruditos han debatido interminablemente la fecha en la que el libro de Daniel fue puesto en su forma final. La mayoría de los eruditos conservadores argumentan que Daniel escribió el libro a finales de los 500 a.C. El libro afirma ser una profecía predictiva (</w:t>
       </w:r>
-      <w:hyperlink r:id="rId42">
-        <w:r>
-          <w:rPr>
-            <w:lang w:val="es_ES" w:bidi="es_ES"/>
-          </w:rPr>
-          <w:rPr>
-            <w:color w:val="0000EE"/>
-            <w:u w:val="single"/>
-          </w:rPr>
-          <w:t>2.29–31;</w:t>
-        </w:r>
-      </w:hyperlink>
+      <w:r>
+        <w:rPr>
+          <w:lang w:val="es_ES" w:bidi="es_ES"/>
+        </w:rPr>
+        <w:t>2.29–31;</w:t>
+      </w:r>
       <w:r>
         <w:rPr>
           <w:lang w:val="es_ES" w:bidi="es_ES"/>
         </w:rPr>
         <w:t xml:space="preserve"> </w:t>
       </w:r>
-      <w:hyperlink r:id="rId43">
-        <w:r>
-          <w:rPr>
-            <w:lang w:val="es_ES" w:bidi="es_ES"/>
-          </w:rPr>
-          <w:rPr>
-            <w:color w:val="0000EE"/>
-            <w:u w:val="single"/>
-          </w:rPr>
-          <w:t>4.24;</w:t>
-        </w:r>
-      </w:hyperlink>
+      <w:r>
+        <w:rPr>
+          <w:lang w:val="es_ES" w:bidi="es_ES"/>
+        </w:rPr>
+        <w:t>4.24;</w:t>
+      </w:r>
       <w:r>
         <w:rPr>
           <w:lang w:val="es_ES" w:bidi="es_ES"/>
         </w:rPr>
         <w:t xml:space="preserve"> </w:t>
       </w:r>
-      <w:hyperlink r:id="rId37">
-        <w:r>
-          <w:rPr>
-            <w:lang w:val="es_ES" w:bidi="es_ES"/>
-          </w:rPr>
-          <w:rPr>
-            <w:color w:val="0000EE"/>
-            <w:u w:val="single"/>
-          </w:rPr>
-          <w:t>7.1–12.13</w:t>
-        </w:r>
-      </w:hyperlink>
+      <w:r>
+        <w:rPr>
+          <w:lang w:val="es_ES" w:bidi="es_ES"/>
+        </w:rPr>
+        <w:t>7.1–12.13</w:t>
+      </w:r>
       <w:r>
         <w:rPr>
           <w:lang w:val="es_ES" w:bidi="es_ES"/>
         </w:rPr>
         <w:t>), y el autor sitúa a Daniel en los años 500 (</w:t>
       </w:r>
-      <w:hyperlink r:id="rId44">
-        <w:r>
-          <w:rPr>
-            <w:lang w:val="es_ES" w:bidi="es_ES"/>
-          </w:rPr>
-          <w:rPr>
-            <w:color w:val="0000EE"/>
-            <w:u w:val="single"/>
-          </w:rPr>
-          <w:t>2.1;</w:t>
-        </w:r>
-      </w:hyperlink>
+      <w:r>
+        <w:rPr>
+          <w:lang w:val="es_ES" w:bidi="es_ES"/>
+        </w:rPr>
+        <w:t>2.1;</w:t>
+      </w:r>
       <w:r>
         <w:rPr>
           <w:lang w:val="es_ES" w:bidi="es_ES"/>
         </w:rPr>
         <w:t xml:space="preserve"> </w:t>
       </w:r>
-      <w:hyperlink r:id="rId45">
-        <w:r>
-          <w:rPr>
-            <w:lang w:val="es_ES" w:bidi="es_ES"/>
-          </w:rPr>
-          <w:rPr>
-            <w:color w:val="0000EE"/>
-            <w:u w:val="single"/>
-          </w:rPr>
-          <w:t>5.1;</w:t>
-        </w:r>
-      </w:hyperlink>
+      <w:r>
+        <w:rPr>
+          <w:lang w:val="es_ES" w:bidi="es_ES"/>
+        </w:rPr>
+        <w:t>5.1;</w:t>
+      </w:r>
       <w:r>
         <w:rPr>
           <w:lang w:val="es_ES" w:bidi="es_ES"/>
         </w:rPr>
         <w:t xml:space="preserve"> </w:t>
       </w:r>
-      <w:hyperlink r:id="rId46">
-        <w:r>
-          <w:rPr>
-            <w:lang w:val="es_ES" w:bidi="es_ES"/>
-          </w:rPr>
-          <w:rPr>
-            <w:color w:val="0000EE"/>
-            <w:u w:val="single"/>
-          </w:rPr>
-          <w:t>10.1</w:t>
-        </w:r>
-      </w:hyperlink>
+      <w:r>
+        <w:rPr>
+          <w:lang w:val="es_ES" w:bidi="es_ES"/>
+        </w:rPr>
+        <w:t>10.1</w:t>
+      </w:r>
       <w:r>
         <w:rPr>
           <w:lang w:val="es_ES" w:bidi="es_ES"/>
@@ -1078,18 +850,12 @@
         </w:rPr>
         <w:t xml:space="preserve">Otros eruditos argumentan que el libro data alrededor del 164 a.C., principalmente porque Daniel describe eventos hasta aproximadamente esa época— se piensa que las predicciones en </w:t>
       </w:r>
-      <w:hyperlink r:id="rId47">
-        <w:r>
-          <w:rPr>
-            <w:lang w:val="es_ES" w:bidi="es_ES"/>
-          </w:rPr>
-          <w:rPr>
-            <w:color w:val="0000EE"/>
-            <w:u w:val="single"/>
-          </w:rPr>
-          <w:t>11.1–35</w:t>
-        </w:r>
-      </w:hyperlink>
+      <w:r>
+        <w:rPr>
+          <w:lang w:val="es_ES" w:bidi="es_ES"/>
+        </w:rPr>
+        <w:t>11.1–35</w:t>
+      </w:r>
       <w:r>
         <w:rPr>
           <w:lang w:val="es_ES" w:bidi="es_ES"/>
@@ -1110,36 +876,24 @@
         </w:rPr>
         <w:t>Sin embargo, hay problemas con descartar una fecha temprana para el libro. Sobre todo, el libro en su forma actual se atribuye claramente solo a Daniel; una fecha tardía asume que Daniel no podría haber sido el autor. Si Daniel mismo no escribió las profecías predictivas, entonces las afirmaciones del libro carecen de la integridad exigida a uno de los profetas inspirados por Dios y habrían enfrentado dificultades para ser aceptadas en el canon hebreo. Una de las principales afirmaciones de Daniel es que Dios puede predecir el futuro (</w:t>
       </w:r>
-      <w:hyperlink r:id="rId48">
-        <w:r>
-          <w:rPr>
-            <w:lang w:val="es_ES" w:bidi="es_ES"/>
-          </w:rPr>
-          <w:rPr>
-            <w:color w:val="0000EE"/>
-            <w:u w:val="single"/>
-          </w:rPr>
-          <w:t>2.27–29;</w:t>
-        </w:r>
-      </w:hyperlink>
+      <w:r>
+        <w:rPr>
+          <w:lang w:val="es_ES" w:bidi="es_ES"/>
+        </w:rPr>
+        <w:t>2.27–29;</w:t>
+      </w:r>
       <w:r>
         <w:rPr>
           <w:lang w:val="es_ES" w:bidi="es_ES"/>
         </w:rPr>
         <w:t xml:space="preserve"> </w:t>
       </w:r>
-      <w:hyperlink r:id="rId49">
-        <w:r>
-          <w:rPr>
-            <w:lang w:val="es_ES" w:bidi="es_ES"/>
-          </w:rPr>
-          <w:rPr>
-            <w:color w:val="0000EE"/>
-            <w:u w:val="single"/>
-          </w:rPr>
-          <w:t>10.21</w:t>
-        </w:r>
-      </w:hyperlink>
+      <w:r>
+        <w:rPr>
+          <w:lang w:val="es_ES" w:bidi="es_ES"/>
+        </w:rPr>
+        <w:t>10.21</w:t>
+      </w:r>
       <w:r>
         <w:rPr>
           <w:lang w:val="es_ES" w:bidi="es_ES"/>
@@ -1213,90 +967,60 @@
         </w:rPr>
         <w:t>Daniel como Literatura de Sabiduría. Daniel es un libro de sabiduría destinado a hacer que el pueblo de Dios sea sabio en los caminos de Dios. La persona sabia se purifica a través del sufrimiento, busca el camino de la rectitud y guía a otros por ese camino (</w:t>
       </w:r>
-      <w:hyperlink r:id="rId50">
-        <w:r>
-          <w:rPr>
-            <w:lang w:val="es_ES" w:bidi="es_ES"/>
-          </w:rPr>
-          <w:rPr>
-            <w:color w:val="0000EE"/>
-            <w:u w:val="single"/>
-          </w:rPr>
-          <w:t>11.33–35;</w:t>
-        </w:r>
-      </w:hyperlink>
+      <w:r>
+        <w:rPr>
+          <w:lang w:val="es_ES" w:bidi="es_ES"/>
+        </w:rPr>
+        <w:t>11.33–35;</w:t>
+      </w:r>
       <w:r>
         <w:rPr>
           <w:lang w:val="es_ES" w:bidi="es_ES"/>
         </w:rPr>
         <w:t xml:space="preserve"> </w:t>
       </w:r>
-      <w:hyperlink r:id="rId51">
-        <w:r>
-          <w:rPr>
-            <w:lang w:val="es_ES" w:bidi="es_ES"/>
-          </w:rPr>
-          <w:rPr>
-            <w:color w:val="0000EE"/>
-            <w:u w:val="single"/>
-          </w:rPr>
-          <w:t>12.3</w:t>
-        </w:r>
-      </w:hyperlink>
+      <w:r>
+        <w:rPr>
+          <w:lang w:val="es_ES" w:bidi="es_ES"/>
+        </w:rPr>
+        <w:t>12.3</w:t>
+      </w:r>
       <w:r>
         <w:rPr>
           <w:lang w:val="es_ES" w:bidi="es_ES"/>
         </w:rPr>
         <w:t>). La persona sabia sabe que el Dios Altísimo es el Dios de los dioses, que tiene el futuro en sus manos y que puede rescatar a su pueblo de cualquier peligro (</w:t>
       </w:r>
-      <w:hyperlink r:id="rId52">
-        <w:r>
-          <w:rPr>
-            <w:lang w:val="es_ES" w:bidi="es_ES"/>
-          </w:rPr>
-          <w:rPr>
-            <w:color w:val="0000EE"/>
-            <w:u w:val="single"/>
-          </w:rPr>
-          <w:t>3.16–18;</w:t>
-        </w:r>
-      </w:hyperlink>
+      <w:r>
+        <w:rPr>
+          <w:lang w:val="es_ES" w:bidi="es_ES"/>
+        </w:rPr>
+        <w:t>3.16–18;</w:t>
+      </w:r>
       <w:r>
         <w:rPr>
           <w:lang w:val="es_ES" w:bidi="es_ES"/>
         </w:rPr>
         <w:t xml:space="preserve"> </w:t>
       </w:r>
-      <w:hyperlink r:id="rId53">
-        <w:r>
-          <w:rPr>
-            <w:lang w:val="es_ES" w:bidi="es_ES"/>
-          </w:rPr>
-          <w:rPr>
-            <w:color w:val="0000EE"/>
-            <w:u w:val="single"/>
-          </w:rPr>
-          <w:t>6.21–22;</w:t>
-        </w:r>
-      </w:hyperlink>
+      <w:r>
+        <w:rPr>
+          <w:lang w:val="es_ES" w:bidi="es_ES"/>
+        </w:rPr>
+        <w:t>6.21–22;</w:t>
+      </w:r>
       <w:r>
         <w:rPr>
           <w:lang w:val="es_ES" w:bidi="es_ES"/>
         </w:rPr>
         <w:t xml:space="preserve"> </w:t>
       </w:r>
-      <w:hyperlink r:id="rId54">
-        <w:r>
-          <w:rPr>
-            <w:lang w:val="es_ES" w:bidi="es_ES"/>
-          </w:rPr>
-          <w:rPr>
-            <w:color w:val="0000EE"/>
-            <w:u w:val="single"/>
-          </w:rPr>
-          <w:t>12.1–3</w:t>
-        </w:r>
-      </w:hyperlink>
+      <w:r>
+        <w:rPr>
+          <w:lang w:val="es_ES" w:bidi="es_ES"/>
+        </w:rPr>
+        <w:t>12.1–3</w:t>
+      </w:r>
       <w:r>
         <w:rPr>
           <w:lang w:val="es_ES" w:bidi="es_ES"/>
@@ -1344,54 +1068,36 @@
         </w:rPr>
         <w:t>Es importante interpretar la literatura apocalíptica según lo que pretenden sus imágenes. ¿Cuál es la realidad y la verdad detrás de las imágenes? El contexto literario y el contexto histórico de un pasaje deben ser examinados para interpretar adecuadamente su simbolismo. A veces, las ideas necesarias para interpretar las imágenes se encuentran dentro del texto (</w:t>
       </w:r>
-      <w:hyperlink r:id="rId55">
-        <w:r>
-          <w:rPr>
-            <w:lang w:val="es_ES" w:bidi="es_ES"/>
-          </w:rPr>
-          <w:rPr>
-            <w:color w:val="0000EE"/>
-            <w:u w:val="single"/>
-          </w:rPr>
-          <w:t>7.1–14;</w:t>
-        </w:r>
-      </w:hyperlink>
+      <w:r>
+        <w:rPr>
+          <w:lang w:val="es_ES" w:bidi="es_ES"/>
+        </w:rPr>
+        <w:t>7.1–14;</w:t>
+      </w:r>
       <w:r>
         <w:rPr>
           <w:lang w:val="es_ES" w:bidi="es_ES"/>
         </w:rPr>
         <w:t xml:space="preserve"> </w:t>
       </w:r>
-      <w:hyperlink r:id="rId56">
-        <w:r>
-          <w:rPr>
-            <w:lang w:val="es_ES" w:bidi="es_ES"/>
-          </w:rPr>
-          <w:rPr>
-            <w:color w:val="0000EE"/>
-            <w:u w:val="single"/>
-          </w:rPr>
-          <w:t>16–17;</w:t>
-        </w:r>
-      </w:hyperlink>
+      <w:r>
+        <w:rPr>
+          <w:lang w:val="es_ES" w:bidi="es_ES"/>
+        </w:rPr>
+        <w:t>16–17;</w:t>
+      </w:r>
       <w:r>
         <w:rPr>
           <w:lang w:val="es_ES" w:bidi="es_ES"/>
         </w:rPr>
         <w:t xml:space="preserve"> </w:t>
       </w:r>
-      <w:hyperlink r:id="rId57">
-        <w:r>
-          <w:rPr>
-            <w:lang w:val="es_ES" w:bidi="es_ES"/>
-          </w:rPr>
-          <w:rPr>
-            <w:color w:val="0000EE"/>
-            <w:u w:val="single"/>
-          </w:rPr>
-          <w:t>23–25</w:t>
-        </w:r>
-      </w:hyperlink>
+      <w:r>
+        <w:rPr>
+          <w:lang w:val="es_ES" w:bidi="es_ES"/>
+        </w:rPr>
+        <w:t>23–25</w:t>
+      </w:r>
       <w:r>
         <w:rPr>
           <w:lang w:val="es_ES" w:bidi="es_ES"/>
@@ -1448,576 +1154,378 @@
         </w:rPr>
         <w:t>El tema principal de Daniel es que Dios es soberano: él cumplirá sus propósitos para la humanidad y toda la creación. La historia está en una marcha inexorable hacia el Reino de Dios, en el cual la soberanía de Dios se realizará plenamente. Dios juzga y rescata a su pueblo, controla la historia como quiere a escala universal, y levanta o derriba reinos y reyes paganos. Decidió cuándo concluir el exilio (</w:t>
       </w:r>
-      <w:hyperlink r:id="rId58">
-        <w:r>
-          <w:rPr>
-            <w:lang w:val="es_ES" w:bidi="es_ES"/>
-          </w:rPr>
-          <w:rPr>
-            <w:color w:val="0000EE"/>
-            <w:u w:val="single"/>
-          </w:rPr>
-          <w:t>9.18–19</w:t>
-        </w:r>
-      </w:hyperlink>
+      <w:r>
+        <w:rPr>
+          <w:lang w:val="es_ES" w:bidi="es_ES"/>
+        </w:rPr>
+        <w:t>9.18–19</w:t>
+      </w:r>
       <w:r>
         <w:rPr>
           <w:lang w:val="es_ES" w:bidi="es_ES"/>
         </w:rPr>
         <w:t>), y derrota y controla los poderes del mal (</w:t>
       </w:r>
-      <w:hyperlink r:id="rId59">
-        <w:r>
-          <w:rPr>
-            <w:lang w:val="es_ES" w:bidi="es_ES"/>
-          </w:rPr>
-          <w:rPr>
-            <w:color w:val="0000EE"/>
-            <w:u w:val="single"/>
-          </w:rPr>
-          <w:t>4.30-</w:t>
-        </w:r>
-      </w:hyperlink>
-      <w:hyperlink r:id="rId60">
-        <w:r>
-          <w:rPr>
-            <w:lang w:val="es_ES" w:bidi="es_ES"/>
-          </w:rPr>
-          <w:rPr>
-            <w:color w:val="0000EE"/>
-            <w:u w:val="single"/>
-          </w:rPr>
-          <w:t>32;</w:t>
-        </w:r>
-      </w:hyperlink>
+      <w:r>
+        <w:rPr>
+          <w:lang w:val="es_ES" w:bidi="es_ES"/>
+        </w:rPr>
+        <w:t>4.30-</w:t>
+      </w:r>
+      <w:r>
+        <w:rPr>
+          <w:lang w:val="es_ES" w:bidi="es_ES"/>
+        </w:rPr>
+        <w:t>32;</w:t>
+      </w:r>
       <w:r>
         <w:rPr>
           <w:lang w:val="es_ES" w:bidi="es_ES"/>
         </w:rPr>
         <w:t xml:space="preserve"> </w:t>
       </w:r>
-      <w:hyperlink r:id="rId61">
-        <w:r>
-          <w:rPr>
-            <w:lang w:val="es_ES" w:bidi="es_ES"/>
-          </w:rPr>
-          <w:rPr>
-            <w:color w:val="0000EE"/>
-            <w:u w:val="single"/>
-          </w:rPr>
-          <w:t>7.8;</w:t>
-        </w:r>
-      </w:hyperlink>
+      <w:r>
+        <w:rPr>
+          <w:lang w:val="es_ES" w:bidi="es_ES"/>
+        </w:rPr>
+        <w:t>7.8;</w:t>
+      </w:r>
       <w:r>
         <w:rPr>
           <w:lang w:val="es_ES" w:bidi="es_ES"/>
         </w:rPr>
         <w:t xml:space="preserve"> </w:t>
       </w:r>
-      <w:hyperlink r:id="rId62">
-        <w:r>
-          <w:rPr>
-            <w:lang w:val="es_ES" w:bidi="es_ES"/>
-          </w:rPr>
-          <w:rPr>
-            <w:color w:val="0000EE"/>
-            <w:u w:val="single"/>
-          </w:rPr>
-          <w:t>20–21;</w:t>
-        </w:r>
-      </w:hyperlink>
+      <w:r>
+        <w:rPr>
+          <w:lang w:val="es_ES" w:bidi="es_ES"/>
+        </w:rPr>
+        <w:t>20–21;</w:t>
+      </w:r>
       <w:r>
         <w:rPr>
           <w:lang w:val="es_ES" w:bidi="es_ES"/>
         </w:rPr>
         <w:t xml:space="preserve"> </w:t>
       </w:r>
-      <w:hyperlink r:id="rId63">
-        <w:r>
-          <w:rPr>
-            <w:lang w:val="es_ES" w:bidi="es_ES"/>
-          </w:rPr>
-          <w:rPr>
-            <w:color w:val="0000EE"/>
-            <w:u w:val="single"/>
-          </w:rPr>
-          <w:t>10.13;</w:t>
-        </w:r>
-      </w:hyperlink>
+      <w:r>
+        <w:rPr>
+          <w:lang w:val="es_ES" w:bidi="es_ES"/>
+        </w:rPr>
+        <w:t>10.13;</w:t>
+      </w:r>
       <w:r>
         <w:rPr>
           <w:lang w:val="es_ES" w:bidi="es_ES"/>
         </w:rPr>
         <w:t xml:space="preserve"> </w:t>
       </w:r>
-      <w:hyperlink r:id="rId64">
-        <w:r>
-          <w:rPr>
-            <w:lang w:val="es_ES" w:bidi="es_ES"/>
-          </w:rPr>
-          <w:rPr>
-            <w:color w:val="0000EE"/>
-            <w:u w:val="single"/>
-          </w:rPr>
-          <w:t>11.28</w:t>
-        </w:r>
-      </w:hyperlink>
+      <w:r>
+        <w:rPr>
+          <w:lang w:val="es_ES" w:bidi="es_ES"/>
+        </w:rPr>
+        <w:t>11.28</w:t>
+      </w:r>
       <w:r>
         <w:rPr>
           <w:lang w:val="es_ES" w:bidi="es_ES"/>
         </w:rPr>
         <w:t xml:space="preserve">, </w:t>
       </w:r>
-      <w:hyperlink r:id="rId65">
-        <w:r>
-          <w:rPr>
-            <w:lang w:val="es_ES" w:bidi="es_ES"/>
-          </w:rPr>
-          <w:rPr>
-            <w:color w:val="0000EE"/>
-            <w:u w:val="single"/>
-          </w:rPr>
-          <w:t>30–32</w:t>
-        </w:r>
-      </w:hyperlink>
+      <w:r>
+        <w:rPr>
+          <w:lang w:val="es_ES" w:bidi="es_ES"/>
+        </w:rPr>
+        <w:t>30–32</w:t>
+      </w:r>
       <w:r>
         <w:rPr>
           <w:lang w:val="es_ES" w:bidi="es_ES"/>
         </w:rPr>
         <w:t>). Los poderes celestiales se inclinan ante él (</w:t>
       </w:r>
-      <w:hyperlink r:id="rId66">
-        <w:r>
-          <w:rPr>
-            <w:lang w:val="es_ES" w:bidi="es_ES"/>
-          </w:rPr>
-          <w:rPr>
-            <w:color w:val="0000EE"/>
-            <w:u w:val="single"/>
-          </w:rPr>
-          <w:t>3.28;</w:t>
-        </w:r>
-      </w:hyperlink>
+      <w:r>
+        <w:rPr>
+          <w:lang w:val="es_ES" w:bidi="es_ES"/>
+        </w:rPr>
+        <w:t>3.28;</w:t>
+      </w:r>
       <w:r>
         <w:rPr>
           <w:lang w:val="es_ES" w:bidi="es_ES"/>
         </w:rPr>
         <w:t xml:space="preserve"> </w:t>
       </w:r>
-      <w:hyperlink r:id="rId67">
-        <w:r>
-          <w:rPr>
-            <w:lang w:val="es_ES" w:bidi="es_ES"/>
-          </w:rPr>
-          <w:rPr>
-            <w:color w:val="0000EE"/>
-            <w:u w:val="single"/>
-          </w:rPr>
-          <w:t>4.23,</w:t>
-        </w:r>
-      </w:hyperlink>
+      <w:r>
+        <w:rPr>
+          <w:lang w:val="es_ES" w:bidi="es_ES"/>
+        </w:rPr>
+        <w:t>4.23,</w:t>
+      </w:r>
       <w:r>
         <w:rPr>
           <w:lang w:val="es_ES" w:bidi="es_ES"/>
         </w:rPr>
         <w:t xml:space="preserve"> </w:t>
       </w:r>
-      <w:hyperlink r:id="rId68">
-        <w:r>
-          <w:rPr>
-            <w:lang w:val="es_ES" w:bidi="es_ES"/>
-          </w:rPr>
-          <w:rPr>
-            <w:color w:val="0000EE"/>
-            <w:u w:val="single"/>
-          </w:rPr>
-          <w:t>35;</w:t>
-        </w:r>
-      </w:hyperlink>
+      <w:r>
+        <w:rPr>
+          <w:lang w:val="es_ES" w:bidi="es_ES"/>
+        </w:rPr>
+        <w:t>35;</w:t>
+      </w:r>
       <w:r>
         <w:rPr>
           <w:lang w:val="es_ES" w:bidi="es_ES"/>
         </w:rPr>
         <w:t xml:space="preserve"> </w:t>
       </w:r>
-      <w:hyperlink r:id="rId69">
-        <w:r>
-          <w:rPr>
-            <w:lang w:val="es_ES" w:bidi="es_ES"/>
-          </w:rPr>
-          <w:rPr>
-            <w:color w:val="0000EE"/>
-            <w:u w:val="single"/>
-          </w:rPr>
-          <w:t>5.5;</w:t>
-        </w:r>
-      </w:hyperlink>
+      <w:r>
+        <w:rPr>
+          <w:lang w:val="es_ES" w:bidi="es_ES"/>
+        </w:rPr>
+        <w:t>5.5;</w:t>
+      </w:r>
       <w:r>
         <w:rPr>
           <w:lang w:val="es_ES" w:bidi="es_ES"/>
         </w:rPr>
         <w:t xml:space="preserve"> </w:t>
       </w:r>
-      <w:hyperlink r:id="rId70">
-        <w:r>
-          <w:rPr>
-            <w:lang w:val="es_ES" w:bidi="es_ES"/>
-          </w:rPr>
-          <w:rPr>
-            <w:color w:val="0000EE"/>
-            <w:u w:val="single"/>
-          </w:rPr>
-          <w:t xml:space="preserve">6.21; </w:t>
-        </w:r>
-      </w:hyperlink>
-      <w:hyperlink r:id="rId71">
-        <w:r>
-          <w:rPr>
-            <w:lang w:val="es_ES" w:bidi="es_ES"/>
-          </w:rPr>
-          <w:rPr>
-            <w:color w:val="0000EE"/>
-            <w:u w:val="single"/>
-          </w:rPr>
-          <w:t>8.16;</w:t>
-        </w:r>
-      </w:hyperlink>
+      <w:r>
+        <w:rPr>
+          <w:lang w:val="es_ES" w:bidi="es_ES"/>
+        </w:rPr>
+        <w:t xml:space="preserve">6.21; </w:t>
+      </w:r>
+      <w:r>
+        <w:rPr>
+          <w:lang w:val="es_ES" w:bidi="es_ES"/>
+        </w:rPr>
+        <w:t>8.16;</w:t>
+      </w:r>
       <w:r>
         <w:rPr>
           <w:lang w:val="es_ES" w:bidi="es_ES"/>
         </w:rPr>
         <w:t xml:space="preserve"> </w:t>
       </w:r>
-      <w:hyperlink r:id="rId72">
-        <w:r>
-          <w:rPr>
-            <w:lang w:val="es_ES" w:bidi="es_ES"/>
-          </w:rPr>
-          <w:rPr>
-            <w:color w:val="0000EE"/>
-            <w:u w:val="single"/>
-          </w:rPr>
-          <w:t>9.21;</w:t>
-        </w:r>
-      </w:hyperlink>
+      <w:r>
+        <w:rPr>
+          <w:lang w:val="es_ES" w:bidi="es_ES"/>
+        </w:rPr>
+        <w:t>9.21;</w:t>
+      </w:r>
       <w:r>
         <w:rPr>
           <w:lang w:val="es_ES" w:bidi="es_ES"/>
         </w:rPr>
         <w:t xml:space="preserve"> </w:t>
       </w:r>
-      <w:hyperlink r:id="rId73">
-        <w:r>
-          <w:rPr>
-            <w:lang w:val="es_ES" w:bidi="es_ES"/>
-          </w:rPr>
-          <w:rPr>
-            <w:color w:val="0000EE"/>
-            <w:u w:val="single"/>
-          </w:rPr>
-          <w:t>10.5</w:t>
-        </w:r>
-      </w:hyperlink>
+      <w:r>
+        <w:rPr>
+          <w:lang w:val="es_ES" w:bidi="es_ES"/>
+        </w:rPr>
+        <w:t>10.5</w:t>
+      </w:r>
       <w:r>
         <w:rPr>
           <w:lang w:val="es_ES" w:bidi="es_ES"/>
         </w:rPr>
         <w:t xml:space="preserve">, </w:t>
       </w:r>
-      <w:hyperlink r:id="rId63">
-        <w:r>
-          <w:rPr>
-            <w:lang w:val="es_ES" w:bidi="es_ES"/>
-          </w:rPr>
-          <w:rPr>
-            <w:color w:val="0000EE"/>
-            <w:u w:val="single"/>
-          </w:rPr>
-          <w:t>13;</w:t>
-        </w:r>
-      </w:hyperlink>
+      <w:r>
+        <w:rPr>
+          <w:lang w:val="es_ES" w:bidi="es_ES"/>
+        </w:rPr>
+        <w:t>13;</w:t>
+      </w:r>
       <w:r>
         <w:rPr>
           <w:lang w:val="es_ES" w:bidi="es_ES"/>
         </w:rPr>
         <w:t xml:space="preserve"> </w:t>
       </w:r>
-      <w:hyperlink r:id="rId74">
-        <w:r>
-          <w:rPr>
-            <w:lang w:val="es_ES" w:bidi="es_ES"/>
-          </w:rPr>
-          <w:rPr>
-            <w:color w:val="0000EE"/>
-            <w:u w:val="single"/>
-          </w:rPr>
-          <w:t>12.1</w:t>
-        </w:r>
-      </w:hyperlink>
+      <w:r>
+        <w:rPr>
+          <w:lang w:val="es_ES" w:bidi="es_ES"/>
+        </w:rPr>
+        <w:t>12.1</w:t>
+      </w:r>
       <w:r>
         <w:rPr>
           <w:lang w:val="es_ES" w:bidi="es_ES"/>
         </w:rPr>
         <w:t>), y él tiene el poder de resucitar a los muertos (</w:t>
       </w:r>
-      <w:hyperlink r:id="rId54">
-        <w:r>
-          <w:rPr>
-            <w:lang w:val="es_ES" w:bidi="es_ES"/>
-          </w:rPr>
-          <w:rPr>
-            <w:color w:val="0000EE"/>
-            <w:u w:val="single"/>
-          </w:rPr>
-          <w:t>12.1–3</w:t>
-        </w:r>
-      </w:hyperlink>
+      <w:r>
+        <w:rPr>
+          <w:lang w:val="es_ES" w:bidi="es_ES"/>
+        </w:rPr>
+        <w:t>12.1–3</w:t>
+      </w:r>
       <w:r>
         <w:rPr>
           <w:lang w:val="es_ES" w:bidi="es_ES"/>
         </w:rPr>
         <w:t>). Su sabiduría controla todas las cosas (</w:t>
       </w:r>
-      <w:hyperlink r:id="rId75">
-        <w:r>
-          <w:rPr>
-            <w:lang w:val="es_ES" w:bidi="es_ES"/>
-          </w:rPr>
-          <w:rPr>
-            <w:color w:val="0000EE"/>
-            <w:u w:val="single"/>
-          </w:rPr>
-          <w:t>3.18;</w:t>
-        </w:r>
-      </w:hyperlink>
+      <w:r>
+        <w:rPr>
+          <w:lang w:val="es_ES" w:bidi="es_ES"/>
+        </w:rPr>
+        <w:t>3.18;</w:t>
+      </w:r>
       <w:r>
         <w:rPr>
           <w:lang w:val="es_ES" w:bidi="es_ES"/>
         </w:rPr>
         <w:t xml:space="preserve"> </w:t>
       </w:r>
-      <w:hyperlink r:id="rId76">
-        <w:r>
-          <w:rPr>
-            <w:lang w:val="es_ES" w:bidi="es_ES"/>
-          </w:rPr>
-          <w:rPr>
-            <w:color w:val="0000EE"/>
-            <w:u w:val="single"/>
-          </w:rPr>
-          <w:t>11.35</w:t>
-        </w:r>
-      </w:hyperlink>
+      <w:r>
+        <w:rPr>
+          <w:lang w:val="es_ES" w:bidi="es_ES"/>
+        </w:rPr>
+        <w:t>11.35</w:t>
+      </w:r>
       <w:r>
         <w:rPr>
           <w:lang w:val="es_ES" w:bidi="es_ES"/>
         </w:rPr>
         <w:t>). Él elige y aprueba a aquellos que son amados y muy estimados a sus ojos (</w:t>
       </w:r>
-      <w:hyperlink r:id="rId77">
-        <w:r>
-          <w:rPr>
-            <w:lang w:val="es_ES" w:bidi="es_ES"/>
-          </w:rPr>
-          <w:rPr>
-            <w:color w:val="0000EE"/>
-            <w:u w:val="single"/>
-          </w:rPr>
-          <w:t>9.23;</w:t>
-        </w:r>
-      </w:hyperlink>
+      <w:r>
+        <w:rPr>
+          <w:lang w:val="es_ES" w:bidi="es_ES"/>
+        </w:rPr>
+        <w:t>9.23;</w:t>
+      </w:r>
       <w:r>
         <w:rPr>
           <w:lang w:val="es_ES" w:bidi="es_ES"/>
         </w:rPr>
         <w:t xml:space="preserve"> </w:t>
       </w:r>
-      <w:hyperlink r:id="rId78">
-        <w:r>
-          <w:rPr>
-            <w:lang w:val="es_ES" w:bidi="es_ES"/>
-          </w:rPr>
-          <w:rPr>
-            <w:color w:val="0000EE"/>
-            <w:u w:val="single"/>
-          </w:rPr>
-          <w:t>10.11</w:t>
-        </w:r>
-      </w:hyperlink>
+      <w:r>
+        <w:rPr>
+          <w:lang w:val="es_ES" w:bidi="es_ES"/>
+        </w:rPr>
+        <w:t>10.11</w:t>
+      </w:r>
       <w:r>
         <w:rPr>
           <w:lang w:val="es_ES" w:bidi="es_ES"/>
         </w:rPr>
         <w:t xml:space="preserve">, </w:t>
       </w:r>
-      <w:hyperlink r:id="rId79">
-        <w:r>
-          <w:rPr>
-            <w:lang w:val="es_ES" w:bidi="es_ES"/>
-          </w:rPr>
-          <w:rPr>
-            <w:color w:val="0000EE"/>
-            <w:u w:val="single"/>
-          </w:rPr>
-          <w:t>19</w:t>
-        </w:r>
-      </w:hyperlink>
+      <w:r>
+        <w:rPr>
+          <w:lang w:val="es_ES" w:bidi="es_ES"/>
+        </w:rPr>
+        <w:t>19</w:t>
+      </w:r>
       <w:r>
         <w:rPr>
           <w:lang w:val="es_ES" w:bidi="es_ES"/>
         </w:rPr>
         <w:t>). Dios establece su Reino sobre toda la tierra para siempre, y su pueblo lo gobernará con su Rey, el Hijo del Hombre (</w:t>
       </w:r>
-      <w:hyperlink r:id="rId80">
-        <w:r>
-          <w:rPr>
-            <w:lang w:val="es_ES" w:bidi="es_ES"/>
-          </w:rPr>
-          <w:rPr>
-            <w:color w:val="0000EE"/>
-            <w:u w:val="single"/>
-          </w:rPr>
-          <w:t>7.13</w:t>
-        </w:r>
-      </w:hyperlink>
+      <w:r>
+        <w:rPr>
+          <w:lang w:val="es_ES" w:bidi="es_ES"/>
+        </w:rPr>
+        <w:t>7.13</w:t>
+      </w:r>
       <w:r>
         <w:rPr>
           <w:lang w:val="es_ES" w:bidi="es_ES"/>
         </w:rPr>
         <w:t xml:space="preserve">, </w:t>
       </w:r>
-      <w:hyperlink r:id="rId81">
-        <w:r>
-          <w:rPr>
-            <w:lang w:val="es_ES" w:bidi="es_ES"/>
-          </w:rPr>
-          <w:rPr>
-            <w:color w:val="0000EE"/>
-            <w:u w:val="single"/>
-          </w:rPr>
-          <w:t>22,</w:t>
-        </w:r>
-      </w:hyperlink>
+      <w:r>
+        <w:rPr>
+          <w:lang w:val="es_ES" w:bidi="es_ES"/>
+        </w:rPr>
+        <w:t>22,</w:t>
+      </w:r>
       <w:r>
         <w:rPr>
           <w:lang w:val="es_ES" w:bidi="es_ES"/>
         </w:rPr>
         <w:t xml:space="preserve"> ver </w:t>
       </w:r>
-      <w:hyperlink r:id="rId82">
-        <w:r>
-          <w:rPr>
-            <w:lang w:val="es_ES" w:bidi="es_ES"/>
-          </w:rPr>
-          <w:rPr>
-            <w:color w:val="0000EE"/>
-            <w:u w:val="single"/>
-          </w:rPr>
-          <w:t xml:space="preserve">Salm 110.1, </w:t>
-        </w:r>
-      </w:hyperlink>
-      <w:hyperlink r:id="rId83">
-        <w:r>
-          <w:rPr>
-            <w:lang w:val="es_ES" w:bidi="es_ES"/>
-          </w:rPr>
-          <w:rPr>
-            <w:color w:val="0000EE"/>
-            <w:u w:val="single"/>
-          </w:rPr>
-          <w:t>Mat 24.27–44;</w:t>
-        </w:r>
-      </w:hyperlink>
+      <w:r>
+        <w:rPr>
+          <w:lang w:val="es_ES" w:bidi="es_ES"/>
+        </w:rPr>
+        <w:t xml:space="preserve">Salm 110.1, </w:t>
+      </w:r>
+      <w:r>
+        <w:rPr>
+          <w:lang w:val="es_ES" w:bidi="es_ES"/>
+        </w:rPr>
+        <w:t>Mat 24.27–44;</w:t>
+      </w:r>
       <w:r>
         <w:rPr>
           <w:lang w:val="es_ES" w:bidi="es_ES"/>
         </w:rPr>
         <w:t xml:space="preserve"> </w:t>
       </w:r>
-      <w:hyperlink r:id="rId84">
-        <w:r>
-          <w:rPr>
-            <w:lang w:val="es_ES" w:bidi="es_ES"/>
-          </w:rPr>
-          <w:rPr>
-            <w:color w:val="0000EE"/>
-            <w:u w:val="single"/>
-          </w:rPr>
-          <w:t>25.31;</w:t>
-        </w:r>
-      </w:hyperlink>
+      <w:r>
+        <w:rPr>
+          <w:lang w:val="es_ES" w:bidi="es_ES"/>
+        </w:rPr>
+        <w:t>25.31;</w:t>
+      </w:r>
       <w:r>
         <w:rPr>
           <w:lang w:val="es_ES" w:bidi="es_ES"/>
         </w:rPr>
         <w:t xml:space="preserve"> </w:t>
       </w:r>
-      <w:hyperlink r:id="rId85">
-        <w:r>
-          <w:rPr>
-            <w:lang w:val="es_ES" w:bidi="es_ES"/>
-          </w:rPr>
-          <w:rPr>
-            <w:color w:val="0000EE"/>
-            <w:u w:val="single"/>
-          </w:rPr>
-          <w:t>26.2</w:t>
-        </w:r>
-      </w:hyperlink>
+      <w:r>
+        <w:rPr>
+          <w:lang w:val="es_ES" w:bidi="es_ES"/>
+        </w:rPr>
+        <w:t>26.2</w:t>
+      </w:r>
       <w:r>
         <w:rPr>
           <w:lang w:val="es_ES" w:bidi="es_ES"/>
         </w:rPr>
         <w:t xml:space="preserve">, </w:t>
       </w:r>
-      <w:hyperlink r:id="rId86">
-        <w:r>
-          <w:rPr>
-            <w:lang w:val="es_ES" w:bidi="es_ES"/>
-          </w:rPr>
-          <w:rPr>
-            <w:color w:val="0000EE"/>
-            <w:u w:val="single"/>
-          </w:rPr>
-          <w:t>64,</w:t>
-        </w:r>
-      </w:hyperlink>
+      <w:r>
+        <w:rPr>
+          <w:lang w:val="es_ES" w:bidi="es_ES"/>
+        </w:rPr>
+        <w:t>64,</w:t>
+      </w:r>
       <w:r>
         <w:rPr>
           <w:lang w:val="es_ES" w:bidi="es_ES"/>
         </w:rPr>
         <w:t xml:space="preserve"> </w:t>
       </w:r>
-      <w:hyperlink r:id="rId87">
-        <w:r>
-          <w:rPr>
-            <w:lang w:val="es_ES" w:bidi="es_ES"/>
-          </w:rPr>
-          <w:rPr>
-            <w:color w:val="0000EE"/>
-            <w:u w:val="single"/>
-          </w:rPr>
-          <w:t>Mar 14.62,</w:t>
-        </w:r>
-      </w:hyperlink>
+      <w:r>
+        <w:rPr>
+          <w:lang w:val="es_ES" w:bidi="es_ES"/>
+        </w:rPr>
+        <w:t>Mar 14.62,</w:t>
+      </w:r>
       <w:r>
         <w:rPr>
           <w:lang w:val="es_ES" w:bidi="es_ES"/>
         </w:rPr>
         <w:t xml:space="preserve"> </w:t>
       </w:r>
-      <w:hyperlink r:id="rId88">
-        <w:r>
-          <w:rPr>
-            <w:lang w:val="es_ES" w:bidi="es_ES"/>
-          </w:rPr>
-          <w:rPr>
-            <w:color w:val="0000EE"/>
-            <w:u w:val="single"/>
-          </w:rPr>
-          <w:t>Ap 1.7</w:t>
-        </w:r>
-      </w:hyperlink>
+      <w:r>
+        <w:rPr>
+          <w:lang w:val="es_ES" w:bidi="es_ES"/>
+        </w:rPr>
+        <w:t>Ap 1.7</w:t>
+      </w:r>
       <w:r>
         <w:rPr>
           <w:lang w:val="es_ES" w:bidi="es_ES"/>
